--- a/examples/graphics/doc/17-export-save-jpg.docx
+++ b/examples/graphics/doc/17-export-save-jpg.docx
@@ -69,6 +69,45 @@
       </w:pPr>
       <w:r>
         <w:rPr>
+          <w:rStyle w:val="FunctionTok"/>
+        </w:rPr>
+        <w:t xml:space="preserve">source</w:t>
+      </w:r>
+      <w:r>
+        <w:rPr>
+          <w:rStyle w:val="NormalTok"/>
+        </w:rPr>
+        <w:t xml:space="preserve">(</w:t>
+      </w:r>
+      <w:r>
+        <w:rPr>
+          <w:rStyle w:val="FunctionTok"/>
+        </w:rPr>
+        <w:t xml:space="preserve">url</w:t>
+      </w:r>
+      <w:r>
+        <w:rPr>
+          <w:rStyle w:val="NormalTok"/>
+        </w:rPr>
+        <w:t xml:space="preserve">(</w:t>
+      </w:r>
+      <w:r>
+        <w:rPr>
+          <w:rStyle w:val="StringTok"/>
+        </w:rPr>
+        <w:t xml:space="preserve">"https://raw.githubusercontent.com/cefet-rj-dal/daltoolbox/main/examples/seed.R"</w:t>
+      </w:r>
+      <w:r>
+        <w:rPr>
+          <w:rStyle w:val="NormalTok"/>
+        </w:rPr>
+        <w:t xml:space="preserve">))</w:t>
+      </w:r>
+      <w:r>
+        <w:br/>
+      </w:r>
+      <w:r>
+        <w:rPr>
           <w:rStyle w:val="CommentTok"/>
         </w:rPr>
         <w:t xml:space="preserve"># installation </w:t>
@@ -699,18 +738,18 @@
           <wp:inline>
             <wp:extent cx="4620126" cy="3696101"/>
             <wp:effectExtent b="0" l="0" r="0" t="0"/>
-            <wp:docPr descr="" title="" id="21" name="Picture"/>
+            <wp:docPr descr="" title="" id="10" name="Picture"/>
             <a:graphic>
               <a:graphicData uri="http://schemas.openxmlformats.org/drawingml/2006/picture">
                 <pic:pic>
                   <pic:nvPicPr>
-                    <pic:cNvPr descr="/home/gpca/daltoolbox/examples/graphics/doc/17-export-save-jpg_files/figure-docx/unnamed-chunk-4-1.png" id="22" name="Picture"/>
+                    <pic:cNvPr descr="/home/gpca/daltoolbox/examples/graphics/doc/17-export-save-jpg_files/74011af649fb7a8377af2373de15adf226108e79.png" id="11" name="Picture"/>
                     <pic:cNvPicPr>
                       <a:picLocks noChangeArrowheads="1" noChangeAspect="1"/>
                     </pic:cNvPicPr>
                   </pic:nvPicPr>
                   <pic:blipFill>
-                    <a:blip r:embed="rId20"/>
+                    <a:blip r:embed="rId9"/>
                     <a:stretch>
                       <a:fillRect/>
                     </a:stretch>
@@ -1138,10 +1177,10 @@
   <w:docDefaults>
     <w:rPrDefault>
       <w:rPr>
-        <w:rFonts w:asciiTheme="minorHAnsi" w:cstheme="minorBidi" w:eastAsiaTheme="minorHAnsi" w:hAnsiTheme="minorHAnsi"/>
+        <w:rFonts w:asciiTheme="minorHAnsi" w:cstheme="minorBidi" w:eastAsiaTheme="minorEastAsia" w:hAnsiTheme="minorHAnsi"/>
         <w:sz w:val="24"/>
         <w:szCs w:val="24"/>
-        <w:lang w:bidi="ar-SA" w:eastAsia="en-US" w:val="en-US"/>
+        <w:lang w:bidi="ar-SA" w:eastAsia="zh-CN" w:val="en-US"/>
       </w:rPr>
     </w:rPrDefault>
     <w:pPrDefault>
@@ -1682,13 +1721,6 @@
       </w:tblCellMar>
     </w:tblPr>
     <w:tblStylePr w:type="firstRow">
-      <w:tblPr>
-        <w:jc w:val="left"/>
-        <w:tblInd w:type="dxa" w:w="0"/>
-      </w:tblPr>
-      <w:trPr>
-        <w:jc w:val="left"/>
-      </w:trPr>
       <w:tcPr>
         <w:tcBorders>
           <w:bottom w:val="single"/>
